--- a/data/revised_2026-10_full/tracked/v2/Chemistry/SS2.1_Introduction_to_Salts/Chemistry_Introduction_to_Salts_FinalExplanation_TeacherKey_TRACKED.docx
+++ b/data/revised_2026-10_full/tracked/v2/Chemistry/SS2.1_Introduction_to_Salts/Chemistry_Introduction_to_Salts_FinalExplanation_TeacherKey_TRACKED.docx
@@ -232,7 +232,7 @@
               </w:rPr>
               <w:t xml:space="preserve">This is your Final Explanation for the unit. Use everything you learned in Lessons 1 to 8 to answer the driving question: Why did the fertiliser granules get wet and clump together overnight, the washing soda crystals shrink and form a white crust, but the table salt stay completely the same, and what does understanding salts tell us about how to prepare and use them safely in Kenya? Write your answers in the space under each prompt. Use evidence from the experiments you did, such as the solubility test, the preparation of salts and the watch-glass experiment. Write chemical formulae and balanced equations with state symbols where asked. Write in full sentences and use the scientific words you learned. Link each answer back to the storeroom and laboratory phenomenon.</w:t>
             </w:r>
-            <w:ins w:id="9001" w:author="Claude (AI) - proposed" w:date="2026-10-15T03:01:17Z">
+            <w:ins w:id="9001" w:author="Claude (AI) - proposed" w:date="2026-10-18T00:26:58Z">
               <w:r>
                 <w:rPr>
                   <w:rFonts w:ascii="Arial" w:cs="Arial" w:eastAsia="Arial" w:hAnsi="Arial"/>
@@ -377,7 +377,7 @@
               </w:rPr>
               <w:t xml:space="preserve">(a) A salt is a substance formed when a hydrogen atom in an acid is fully or partially replaced by a positive ion. (b) Normal salts: all the hydrogen is replaced, e.g. NaCl or Na₂SO₄. Acidic salts: the hydrogen is only partly replaced, e.g. NaHCO₃ or NaHSO₄. Basic salts: contain OH⁻ or O²⁻ as well as the salt anion, e.g. Pb(OH)Cl or Mg(OH)Cl. Double salts: contain two different cations or two different anions, e.g. alum, KAl(SO₄)₂·12H₂O. (c) The </w:t>
             </w:r>
-            <w:del w:id="9002" w:author="Claude (AI) - proposed" w:date="2026-10-15T03:01:17Z">
+            <w:del w:id="9002" w:author="Claude (AI) - proposed" w:date="2026-10-18T00:26:58Z">
               <w:r>
                 <w:rPr>
                   <w:rFonts w:ascii="Arial" w:cs="Arial" w:eastAsia="Arial" w:hAnsi="Arial"/>
@@ -392,7 +392,7 @@
                 <w:delText xml:space="preserve">CAN fertiliser</w:delText>
               </w:r>
             </w:del>
-            <w:ins w:id="9003" w:author="Claude (AI) - proposed" w:date="2026-10-15T03:01:17Z">
+            <w:ins w:id="9003" w:author="Claude (AI) - proposed" w:date="2026-10-18T00:26:58Z">
               <w:r>
                 <w:rPr>
                   <w:rFonts w:ascii="Arial" w:cs="Arial" w:eastAsia="Arial" w:hAnsi="Arial"/>
@@ -420,7 +420,7 @@
               </w:rPr>
               <w:t xml:space="preserve">, washing soda and table salt all belong to the same class, normal salts, yet they behaved differently in </w:t>
             </w:r>
-            <w:del w:id="9004" w:author="Claude (AI) - proposed" w:date="2026-10-15T03:01:17Z">
+            <w:del w:id="9004" w:author="Claude (AI) - proposed" w:date="2026-10-18T00:26:58Z">
               <w:r>
                 <w:rPr>
                   <w:rFonts w:ascii="Arial" w:cs="Arial" w:eastAsia="Arial" w:hAnsi="Arial"/>
@@ -435,7 +435,7 @@
                 <w:delText xml:space="preserve">the same</w:delText>
               </w:r>
             </w:del>
-            <w:ins w:id="9005" w:author="Claude (AI) - proposed" w:date="2026-10-15T03:01:17Z">
+            <w:ins w:id="9005" w:author="Claude (AI) - proposed" w:date="2026-10-18T00:26:58Z">
               <w:r>
                 <w:rPr>
                   <w:rFonts w:ascii="Arial" w:cs="Arial" w:eastAsia="Arial" w:hAnsi="Arial"/>
@@ -593,7 +593,7 @@
               </w:rPr>
               <w:t xml:space="preserve">(a) Dissolved: sodium chloride, potassium nitrate, copper sulphate (blue solution), sodium carbonate and ammonium nitrate (the salt representing CAN). Did not dissolve: calcium carbonate and lead sulphate, which stayed cloudy. (b) All nitrates are soluble. Most chlorides are soluble</w:t>
             </w:r>
-            <w:ins w:id="9006" w:author="Claude (AI) - proposed" w:date="2026-10-15T03:01:17Z">
+            <w:ins w:id="9006" w:author="Claude (AI) - proposed" w:date="2026-10-18T00:26:58Z">
               <w:r>
                 <w:rPr>
                   <w:rFonts w:ascii="Arial" w:cs="Arial" w:eastAsia="Arial" w:hAnsi="Arial"/>
@@ -621,7 +621,7 @@
               </w:rPr>
               <w:t xml:space="preserve">. Most carbonates are insoluble except those of sodium, potassium and ammonium. Most sulphates are soluble except lead(II) sulphate and barium sulphate</w:t>
             </w:r>
-            <w:ins w:id="9007" w:author="Claude (AI) - proposed" w:date="2026-10-15T03:01:17Z">
+            <w:ins w:id="9007" w:author="Claude (AI) - proposed" w:date="2026-10-18T00:26:58Z">
               <w:r>
                 <w:rPr>
                   <w:rFonts w:ascii="Arial" w:cs="Arial" w:eastAsia="Arial" w:hAnsi="Arial"/>
@@ -909,7 +909,7 @@
               </w:rPr>
               <w:t xml:space="preserve">(a) Calcium chloride gained mass and became moist and sticky. Sodium carbonate decahydrate lost mass and developed a white powdery surface. Sodium chloride showed no significant change. (b) A deliquescent salt absorbs water vapour from the air and can dissolve in it. An efflorescent salt loses its water of crystallisation to the air and forms a white powder. A stable salt does not interact significantly with water in the air under normal conditions. (c) CAN fertiliser is deliquescent</w:t>
             </w:r>
-            <w:del w:id="9008" w:author="Claude (AI) - proposed" w:date="2026-10-15T03:01:17Z">
+            <w:del w:id="9008" w:author="Claude (AI) - proposed" w:date="2026-10-18T00:26:58Z">
               <w:r>
                 <w:rPr>
                   <w:rFonts w:ascii="Arial" w:cs="Arial" w:eastAsia="Arial" w:hAnsi="Arial"/>
@@ -924,7 +924,7 @@
                 <w:delText xml:space="preserve">, or strongly hygroscopic. Its ions attract</w:delText>
               </w:r>
             </w:del>
-            <w:ins w:id="9009" w:author="Claude (AI) - proposed" w:date="2026-10-15T03:01:17Z">
+            <w:ins w:id="9009" w:author="Claude (AI) - proposed" w:date="2026-10-18T00:26:58Z">
               <w:r>
                 <w:rPr>
                   <w:rFonts w:ascii="Arial" w:cs="Arial" w:eastAsia="Arial" w:hAnsi="Arial"/>
@@ -952,7 +952,7 @@
               </w:rPr>
               <w:t xml:space="preserve"> water molecules from the humid storeroom air</w:t>
             </w:r>
-            <w:ins w:id="9010" w:author="Claude (AI) - proposed" w:date="2026-10-15T03:01:17Z">
+            <w:ins w:id="9010" w:author="Claude (AI) - proposed" w:date="2026-10-18T00:26:58Z">
               <w:r>
                 <w:rPr>
                   <w:rFonts w:ascii="Arial" w:cs="Arial" w:eastAsia="Arial" w:hAnsi="Arial"/>
@@ -980,7 +980,7 @@
               </w:rPr>
               <w:t xml:space="preserve">, so the granules became wet and sticky and clumped together. Washing soda is efflorescent: the crystals lose water of crystallisation to the air, so they shrank and formed a white powdery crust: Na₂CO₃·10H₂O</w:t>
             </w:r>
-            <w:ins w:id="9011" w:author="Claude (AI) - proposed" w:date="2026-10-15T03:01:17Z">
+            <w:ins w:id="9011" w:author="Claude (AI) - proposed" w:date="2026-10-18T00:26:58Z">
               <w:r>
                 <w:rPr>
                   <w:rFonts w:ascii="Arial" w:cs="Arial" w:eastAsia="Arial" w:hAnsi="Arial"/>
@@ -1008,7 +1008,7 @@
               </w:rPr>
               <w:t xml:space="preserve"> → Na₂CO₃·H₂O</w:t>
             </w:r>
-            <w:del w:id="9012" w:author="Claude (AI) - proposed" w:date="2026-10-15T03:01:17Z">
+            <w:del w:id="9012" w:author="Claude (AI) - proposed" w:date="2026-10-18T00:26:58Z">
               <w:r>
                 <w:rPr>
                   <w:rFonts w:ascii="Arial" w:cs="Arial" w:eastAsia="Arial" w:hAnsi="Arial"/>
@@ -1023,7 +1023,7 @@
                 <w:delText xml:space="preserve"> + 9H₂O</w:delText>
               </w:r>
             </w:del>
-            <w:ins w:id="9013" w:author="Claude (AI) - proposed" w:date="2026-10-15T03:01:17Z">
+            <w:ins w:id="9013" w:author="Claude (AI) - proposed" w:date="2026-10-18T00:26:58Z">
               <w:r>
                 <w:rPr>
                   <w:rFonts w:ascii="Arial" w:cs="Arial" w:eastAsia="Arial" w:hAnsi="Arial"/>
@@ -1051,7 +1051,7 @@
               </w:rPr>
               <w:t xml:space="preserve"> (the white powder is the monohydrate)</w:t>
             </w:r>
-            <w:ins w:id="9014" w:author="Claude (AI) - proposed" w:date="2026-10-15T03:01:17Z">
+            <w:ins w:id="9014" w:author="Claude (AI) - proposed" w:date="2026-10-18T00:26:58Z">
               <w:r>
                 <w:rPr>
                   <w:rFonts w:ascii="Arial" w:cs="Arial" w:eastAsia="Arial" w:hAnsi="Arial"/>
@@ -1079,7 +1079,7 @@
               </w:rPr>
               <w:t xml:space="preserve">. Table salt is not affected by water in the air </w:t>
             </w:r>
-            <w:del w:id="9015" w:author="Claude (AI) - proposed" w:date="2026-10-15T03:01:17Z">
+            <w:del w:id="9015" w:author="Claude (AI) - proposed" w:date="2026-10-18T00:26:58Z">
               <w:r>
                 <w:rPr>
                   <w:rFonts w:ascii="Arial" w:cs="Arial" w:eastAsia="Arial" w:hAnsi="Arial"/>
@@ -1094,7 +1094,7 @@
                 <w:delText xml:space="preserve">under normal conditions</w:delText>
               </w:r>
             </w:del>
-            <w:ins w:id="9016" w:author="Claude (AI) - proposed" w:date="2026-10-15T03:01:17Z">
+            <w:ins w:id="9016" w:author="Claude (AI) - proposed" w:date="2026-10-18T00:26:58Z">
               <w:r>
                 <w:rPr>
                   <w:rFonts w:ascii="Arial" w:cs="Arial" w:eastAsia="Arial" w:hAnsi="Arial"/>
@@ -1252,7 +1252,7 @@
               </w:rPr>
               <w:t xml:space="preserve">(a) The farmer should keep CAN in sealed, airtight bags in a dry place. CAN is deliquescent, so in open air it absorbs water vapour, clumps and becomes sticky, which makes it hard to spread and reduces its effectiveness. (b) Washing soda is efflorescent and loses water of crystallisation to the air, so it must be kept in a closed container to stop it turning into a crust. It is still useful in laundry because it is a soluble salt that works as a water softener by reacting with calcium and magnesium ions</w:t>
             </w:r>
-            <w:ins w:id="9017" w:author="Claude (AI) - proposed" w:date="2026-10-15T03:01:17Z">
+            <w:ins w:id="9017" w:author="Claude (AI) - proposed" w:date="2026-10-18T00:26:58Z">
               <w:r>
                 <w:rPr>
                   <w:rFonts w:ascii="Arial" w:cs="Arial" w:eastAsia="Arial" w:hAnsi="Arial"/>
@@ -1280,7 +1280,7 @@
               </w:rPr>
               <w:t xml:space="preserve">. (c) Sodium chloride is rubbed onto tilapia and omena at Dunga Beach, Kisumu. It </w:t>
             </w:r>
-            <w:del w:id="9018" w:author="Claude (AI) - proposed" w:date="2026-10-15T03:01:17Z">
+            <w:del w:id="9018" w:author="Claude (AI) - proposed" w:date="2026-10-18T00:26:58Z">
               <w:r>
                 <w:rPr>
                   <w:rFonts w:ascii="Arial" w:cs="Arial" w:eastAsia="Arial" w:hAnsi="Arial"/>
@@ -1295,7 +1295,7 @@
                 <w:delText xml:space="preserve">is soluble and</w:delText>
               </w:r>
             </w:del>
-            <w:ins w:id="9019" w:author="Claude (AI) - proposed" w:date="2026-10-15T03:01:17Z">
+            <w:ins w:id="9019" w:author="Claude (AI) - proposed" w:date="2026-10-18T00:26:58Z">
               <w:r>
                 <w:rPr>
                   <w:rFonts w:ascii="Arial" w:cs="Arial" w:eastAsia="Arial" w:hAnsi="Arial"/>
@@ -1576,7 +1576,7 @@
               <w:spacing w:after="40" w:before="0"/>
               <w:jc w:val="left"/>
             </w:pPr>
-            <w:ins w:id="9020" w:author="Claude (AI) - proposed" w:date="2026-10-15T03:01:17Z">
+            <w:ins w:id="9020" w:author="Claude (AI) - proposed" w:date="2026-10-18T00:26:58Z">
               <w:r>
                 <w:rPr>
                   <w:rFonts w:ascii="Arial" w:cs="Arial" w:eastAsia="Arial" w:hAnsi="Arial"/>
@@ -1604,7 +1604,7 @@
               </w:rPr>
               <w:t xml:space="preserve">All definitions, the four salt types with correct examples and the solubility rules </w:t>
             </w:r>
-            <w:ins w:id="9021" w:author="Claude (AI) - proposed" w:date="2026-10-15T03:01:17Z">
+            <w:ins w:id="9021" w:author="Claude (AI) - proposed" w:date="2026-10-18T00:26:58Z">
               <w:r>
                 <w:rPr>
                   <w:rFonts w:ascii="Arial" w:cs="Arial" w:eastAsia="Arial" w:hAnsi="Arial"/>
@@ -1652,7 +1652,7 @@
               <w:spacing w:after="40" w:before="0"/>
               <w:jc w:val="left"/>
             </w:pPr>
-            <w:ins w:id="9022" w:author="Claude (AI) - proposed" w:date="2026-10-15T03:01:17Z">
+            <w:ins w:id="9022" w:author="Claude (AI) - proposed" w:date="2026-10-18T00:26:58Z">
               <w:r>
                 <w:rPr>
                   <w:rFonts w:ascii="Arial" w:cs="Arial" w:eastAsia="Arial" w:hAnsi="Arial"/>
@@ -1700,7 +1700,7 @@
               <w:spacing w:after="40" w:before="0"/>
               <w:jc w:val="left"/>
             </w:pPr>
-            <w:ins w:id="9023" w:author="Claude (AI) - proposed" w:date="2026-10-15T03:01:17Z">
+            <w:ins w:id="9023" w:author="Claude (AI) - proposed" w:date="2026-10-18T00:26:58Z">
               <w:r>
                 <w:rPr>
                   <w:rFonts w:ascii="Arial" w:cs="Arial" w:eastAsia="Arial" w:hAnsi="Arial"/>
@@ -1783,7 +1783,7 @@
               <w:spacing w:after="40" w:before="0"/>
               <w:jc w:val="left"/>
             </w:pPr>
-            <w:ins w:id="9024" w:author="Claude (AI) - proposed" w:date="2026-10-15T03:01:17Z">
+            <w:ins w:id="9024" w:author="Claude (AI) - proposed" w:date="2026-10-18T00:26:58Z">
               <w:r>
                 <w:rPr>
                   <w:rFonts w:ascii="Arial" w:cs="Arial" w:eastAsia="Arial" w:hAnsi="Arial"/>
@@ -1831,7 +1831,7 @@
               <w:spacing w:after="40" w:before="0"/>
               <w:jc w:val="left"/>
             </w:pPr>
-            <w:ins w:id="9025" w:author="Claude (AI) - proposed" w:date="2026-10-15T03:01:17Z">
+            <w:ins w:id="9025" w:author="Claude (AI) - proposed" w:date="2026-10-18T00:26:58Z">
               <w:r>
                 <w:rPr>
                   <w:rFonts w:ascii="Arial" w:cs="Arial" w:eastAsia="Arial" w:hAnsi="Arial"/>
@@ -1879,7 +1879,7 @@
               <w:spacing w:after="40" w:before="0"/>
               <w:jc w:val="left"/>
             </w:pPr>
-            <w:ins w:id="9026" w:author="Claude (AI) - proposed" w:date="2026-10-15T03:01:17Z">
+            <w:ins w:id="9026" w:author="Claude (AI) - proposed" w:date="2026-10-18T00:26:58Z">
               <w:r>
                 <w:rPr>
                   <w:rFonts w:ascii="Arial" w:cs="Arial" w:eastAsia="Arial" w:hAnsi="Arial"/>
@@ -1962,7 +1962,7 @@
               <w:spacing w:after="40" w:before="0"/>
               <w:jc w:val="left"/>
             </w:pPr>
-            <w:ins w:id="9027" w:author="Claude (AI) - proposed" w:date="2026-10-15T03:01:17Z">
+            <w:ins w:id="9027" w:author="Claude (AI) - proposed" w:date="2026-10-18T00:26:58Z">
               <w:r>
                 <w:rPr>
                   <w:rFonts w:ascii="Arial" w:cs="Arial" w:eastAsia="Arial" w:hAnsi="Arial"/>
@@ -1990,7 +1990,7 @@
               </w:rPr>
               <w:t xml:space="preserve">Correctly explains all three substances using deliquescent, efflorescent and stable behaviour, with evidence from the watch-glass experiment and the washing soda equation</w:t>
             </w:r>
-            <w:ins w:id="9028" w:author="Claude (AI) - proposed" w:date="2026-10-15T03:01:17Z">
+            <w:ins w:id="9028" w:author="Claude (AI) - proposed" w:date="2026-10-18T00:26:58Z">
               <w:r>
                 <w:rPr>
                   <w:rFonts w:ascii="Arial" w:cs="Arial" w:eastAsia="Arial" w:hAnsi="Arial"/>
@@ -2038,7 +2038,7 @@
               <w:spacing w:after="40" w:before="0"/>
               <w:jc w:val="left"/>
             </w:pPr>
-            <w:del w:id="9029" w:author="Claude (AI) - proposed" w:date="2026-10-15T03:01:17Z">
+            <w:del w:id="9029" w:author="Claude (AI) - proposed" w:date="2026-10-18T00:26:58Z">
               <w:r>
                 <w:rPr>
                   <w:rFonts w:ascii="Arial" w:cs="Arial" w:eastAsia="Arial" w:hAnsi="Arial"/>
@@ -2053,7 +2053,7 @@
                 <w:delText xml:space="preserve">Explains two or</w:delText>
               </w:r>
             </w:del>
-            <w:ins w:id="9030" w:author="Claude (AI) - proposed" w:date="2026-10-15T03:01:17Z">
+            <w:ins w:id="9030" w:author="Claude (AI) - proposed" w:date="2026-10-18T00:26:58Z">
               <w:r>
                 <w:rPr>
                   <w:rFonts w:ascii="Arial" w:cs="Arial" w:eastAsia="Arial" w:hAnsi="Arial"/>
@@ -2081,7 +2081,7 @@
               </w:rPr>
               <w:t xml:space="preserve"> three substances correctly </w:t>
             </w:r>
-            <w:del w:id="9031" w:author="Claude (AI) - proposed" w:date="2026-10-15T03:01:17Z">
+            <w:del w:id="9031" w:author="Claude (AI) - proposed" w:date="2026-10-18T00:26:58Z">
               <w:r>
                 <w:rPr>
                   <w:rFonts w:ascii="Arial" w:cs="Arial" w:eastAsia="Arial" w:hAnsi="Arial"/>
@@ -2096,7 +2096,7 @@
                 <w:delText xml:space="preserve">but gives limited evidence or reasoning</w:delText>
               </w:r>
             </w:del>
-            <w:ins w:id="9032" w:author="Claude (AI) - proposed" w:date="2026-10-15T03:01:17Z">
+            <w:ins w:id="9032" w:author="Claude (AI) - proposed" w:date="2026-10-18T00:26:58Z">
               <w:r>
                 <w:rPr>
                   <w:rFonts w:ascii="Arial" w:cs="Arial" w:eastAsia="Arial" w:hAnsi="Arial"/>
@@ -2144,7 +2144,7 @@
               <w:spacing w:after="40" w:before="0"/>
               <w:jc w:val="left"/>
             </w:pPr>
-            <w:del w:id="9033" w:author="Claude (AI) - proposed" w:date="2026-10-15T03:01:17Z">
+            <w:del w:id="9033" w:author="Claude (AI) - proposed" w:date="2026-10-18T00:26:58Z">
               <w:r>
                 <w:rPr>
                   <w:rFonts w:ascii="Arial" w:cs="Arial" w:eastAsia="Arial" w:hAnsi="Arial"/>
@@ -2159,7 +2159,7 @@
                 <w:delText xml:space="preserve">Gives</w:delText>
               </w:r>
             </w:del>
-            <w:ins w:id="9034" w:author="Claude (AI) - proposed" w:date="2026-10-15T03:01:17Z">
+            <w:ins w:id="9034" w:author="Claude (AI) - proposed" w:date="2026-10-18T00:26:58Z">
               <w:r>
                 <w:rPr>
                   <w:rFonts w:ascii="Arial" w:cs="Arial" w:eastAsia="Arial" w:hAnsi="Arial"/>
@@ -2242,7 +2242,7 @@
               <w:spacing w:after="40" w:before="0"/>
               <w:jc w:val="left"/>
             </w:pPr>
-            <w:ins w:id="9035" w:author="Claude (AI) - proposed" w:date="2026-10-15T03:01:17Z">
+            <w:ins w:id="9035" w:author="Claude (AI) - proposed" w:date="2026-10-18T00:26:58Z">
               <w:r>
                 <w:rPr>
                   <w:rFonts w:ascii="Arial" w:cs="Arial" w:eastAsia="Arial" w:hAnsi="Arial"/>
@@ -2290,7 +2290,7 @@
               <w:spacing w:after="40" w:before="0"/>
               <w:jc w:val="left"/>
             </w:pPr>
-            <w:ins w:id="9036" w:author="Claude (AI) - proposed" w:date="2026-10-15T03:01:17Z">
+            <w:ins w:id="9036" w:author="Claude (AI) - proposed" w:date="2026-10-18T00:26:58Z">
               <w:r>
                 <w:rPr>
                   <w:rFonts w:ascii="Arial" w:cs="Arial" w:eastAsia="Arial" w:hAnsi="Arial"/>
@@ -2338,7 +2338,7 @@
               <w:spacing w:after="40" w:before="0"/>
               <w:jc w:val="left"/>
             </w:pPr>
-            <w:ins w:id="9037" w:author="Claude (AI) - proposed" w:date="2026-10-15T03:01:17Z">
+            <w:ins w:id="9037" w:author="Claude (AI) - proposed" w:date="2026-10-18T00:26:58Z">
               <w:r>
                 <w:rPr>
                   <w:rFonts w:ascii="Arial" w:cs="Arial" w:eastAsia="Arial" w:hAnsi="Arial"/>
@@ -2421,7 +2421,7 @@
               <w:spacing w:after="40" w:before="0"/>
               <w:jc w:val="left"/>
             </w:pPr>
-            <w:ins w:id="9038" w:author="Claude (AI) - proposed" w:date="2026-10-15T03:01:17Z">
+            <w:ins w:id="9038" w:author="Claude (AI) - proposed" w:date="2026-10-18T00:26:58Z">
               <w:r>
                 <w:rPr>
                   <w:rFonts w:ascii="Arial" w:cs="Arial" w:eastAsia="Arial" w:hAnsi="Arial"/>
@@ -2449,7 +2449,7 @@
               </w:rPr>
               <w:t xml:space="preserve">Cites evidence from the lessons, uses scientific vocabulary correctly and writes clearly in full sentences</w:t>
             </w:r>
-            <w:ins w:id="9039" w:author="Claude (AI) - proposed" w:date="2026-10-15T03:01:17Z">
+            <w:ins w:id="9039" w:author="Claude (AI) - proposed" w:date="2026-10-18T00:26:58Z">
               <w:r>
                 <w:rPr>
                   <w:rFonts w:ascii="Arial" w:cs="Arial" w:eastAsia="Arial" w:hAnsi="Arial"/>
@@ -2497,7 +2497,7 @@
               <w:spacing w:after="40" w:before="0"/>
               <w:jc w:val="left"/>
             </w:pPr>
-            <w:ins w:id="9040" w:author="Claude (AI) - proposed" w:date="2026-10-15T03:01:17Z">
+            <w:ins w:id="9040" w:author="Claude (AI) - proposed" w:date="2026-10-18T00:26:58Z">
               <w:r>
                 <w:rPr>
                   <w:rFonts w:ascii="Arial" w:cs="Arial" w:eastAsia="Arial" w:hAnsi="Arial"/>
@@ -2545,7 +2545,7 @@
               <w:spacing w:after="40" w:before="0"/>
               <w:jc w:val="left"/>
             </w:pPr>
-            <w:ins w:id="9041" w:author="Claude (AI) - proposed" w:date="2026-10-15T03:01:17Z">
+            <w:ins w:id="9041" w:author="Claude (AI) - proposed" w:date="2026-10-18T00:26:58Z">
               <w:r>
                 <w:rPr>
                   <w:rFonts w:ascii="Arial" w:cs="Arial" w:eastAsia="Arial" w:hAnsi="Arial"/>
@@ -2695,7 +2695,7 @@
         </w:rPr>
         <w:t xml:space="preserve">© 2026 SeaVuria and ARES. This work is licensed under a </w:t>
       </w:r>
-      <w:hyperlink w:history="1" r:id="rIdf3qy2ucgv1xmtt8o8v4wq">
+      <w:hyperlink w:history="1" r:id="rIdn9afsob_l1hexzvbopm3s">
         <w:r>
           <w:rPr>
             <w:rFonts w:ascii="Arial" w:cs="Arial" w:eastAsia="Arial" w:hAnsi="Arial"/>
@@ -2715,7 +2715,7 @@
         </w:rPr>
         <w:t xml:space="preserve"> (</w:t>
       </w:r>
-      <w:hyperlink w:history="1" r:id="rIdajm1jcpteqmjp2gx9aiju">
+      <w:hyperlink w:history="1" r:id="rIdu7mg9jxcrwv25ffrsudmh">
         <w:r>
           <w:rPr>
             <w:rFonts w:ascii="Arial" w:cs="Arial" w:eastAsia="Arial" w:hAnsi="Arial"/>
@@ -2735,7 +2735,7 @@
         </w:rPr>
         <w:t xml:space="preserve">). To view a copy of this license, visit </w:t>
       </w:r>
-      <w:hyperlink w:history="1" r:id="rIdjaetpc54iegfo227ul5sd">
+      <w:hyperlink w:history="1" r:id="rId0g_tlwfdmy6zeirvvfkqb">
         <w:r>
           <w:rPr>
             <w:rFonts w:ascii="Arial" w:cs="Arial" w:eastAsia="Arial" w:hAnsi="Arial"/>
